--- a/reports/Memoria_Diaria_EUDR.docx
+++ b/reports/Memoria_Diaria_EUDR.docx
@@ -436,7 +436,7 @@
         <w:rPr>
           <w:color w:val="2E7D32"/>
         </w:rPr>
-        <w:t>Checklist de actualización diaria</w:t>
+        <w:t>Lista de verificación de actualización diaria</w:t>
       </w:r>
     </w:p>
     <w:p/>
@@ -8335,7 +8335,7 @@
           <w:b w:val="0"/>
           <w:i w:val="0"/>
         </w:rPr>
-        <w:t xml:space="preserve"> cobertura del reporte vs numeración DUE acumulada anual: 86-97% (Mar-Jun); Feb sin baseline (Enero 404). 174 filas (13.4%) tienen OBS "NO PAGA — puerto intermedio peruano" (tránsito sin operación comercial).</w:t>
+        <w:t xml:space="preserve"> cobertura del reporte vs numeración DUE acumulada anual: 86-97% (Mar-Jun); Feb sin línea base (Enero 404). 174 filas (13.4%) tienen OBS "NO PAGA — puerto intermedio peruano" (tránsito sin operación comercial).</w:t>
       </w:r>
     </w:p>
     <w:p/>
@@ -8435,7 +8435,7 @@
           <w:b w:val="0"/>
           <w:i w:val="0"/>
         </w:rPr>
-        <w:t>: CARGAS se desagregan por terminal, no por tipo de carga. RTID/RLAC/RVI/RRC se fijan en los scores de la Tabla 9 del paper (sus series requieren las solicitudes Ley 27806 ya generadas). Dos variantes: V1 renormaliza pesos (5/8, 3/8); V2 trata RON-02 como latente U(0,1).</w:t>
+        <w:t>: CARGAS se desagregan por terminal, no por tipo de carga. RTID/RLAC/RVI/RRC se fijan en los puntajes de la Tabla 9 del paper (sus series requieren las solicitudes Ley 27806 ya generadas). Dos variantes: V1 renormaliza pesos (5/8, 3/8); V2 trata RON-02 como latente U(0,1).</w:t>
       </w:r>
     </w:p>
     <w:p/>
@@ -8474,7 +8474,7 @@
           <w:b/>
           <w:i w:val="0"/>
         </w:rPr>
-        <w:t>Ranking robusto:</w:t>
+        <w:t>Ordenamiento robusto:</w:t>
       </w:r>
       <w:r>
         <w:rPr>
@@ -8507,7 +8507,7 @@
           <w:b w:val="0"/>
           <w:i w:val="0"/>
         </w:rPr>
-        <w:t xml:space="preserve"> compuesto MC mediana 71.7 (p5-p95: 67.8-76.5); P(≥69.2 del paper) = 84% (V1) / 66% (V2) — el score del paper es ligeramente conservador. CAVEAT: el Callao satura el min-max (~10× el siguiente puerto en TM; toca la cota 1.0 en la mayoría de años), así que su RON recomputado (96.1) es "máximo del pool", no cardinal.</w:t>
+        <w:t xml:space="preserve"> compuesto MC mediana 71.7 (p5-p95: 67.8-76.5); P(≥69.2 del paper) = 84% (V1) / 66% (V2) — el puntaje del paper es ligeramente conservador. CAVEAT: el Callao satura el min-max (~10× el siguiente puerto en TM; toca la cota 1.0 en la mayoría de años), así que su RON recomputado (96.1) es "máximo del pool", no cardinal.</w:t>
       </w:r>
     </w:p>
     <w:p>
@@ -8533,7 +8533,7 @@
           <w:b w:val="0"/>
           <w:i w:val="0"/>
         </w:rPr>
-        <w:t xml:space="preserve"> compuesto MC mediana 47.3 (p5-p95: 32.7-56.2); P(≥57.4 del paper) = 2.5% — el score del paper para Paita está en el extremo superior de lo que la serie reconstruida soporta, porque su RON real (8.3 V1 / 22.2 V2) es mucho menor que la estimación del paper (42.0).</w:t>
+        <w:t xml:space="preserve"> compuesto MC mediana 47.3 (p5-p95: 32.7-56.2); P(≥57.4 del paper) = 2.5% — el puntaje del paper para Paita está en el extremo superior de lo que la serie reconstruida soporta, porque su RON real (8.3 V1 / 22.2 V2) es mucho menor que la estimación del paper (42.0).</w:t>
       </w:r>
     </w:p>
     <w:p>
@@ -8858,7 +8858,7 @@
           <w:b w:val="0"/>
           <w:i w:val="0"/>
         </w:rPr>
-        <w:t xml:space="preserve"> `[M]`: `docs\COOPERATIVAS_EXPOSICION_PORTUARIA.xlsx` — 15 organizaciones exportadoras del DUA consolidado (el universo mayor del proyecto son 51 cooperativas; el DUA consolidado tiene 15 RUC con DUAs), con aduana dominante por FOB (PAITA o CALLAO), score ICRPP del paper (Callao 69.2 ALTO / Paita 57.4 MODERADO-ALTO — solo existen para esos dos puertos; el resto se marca S/D, no se inventa), y stats RON de la serie reconstruida (cargas TM prom 2015-2017: Callao 49.90 M / Paita 2.16 M; naves prom: 3,497 / 572; incidentes 2005-2017: 128 / 5). Verificación aritmética contra la fuente APN pasada.</w:t>
+        <w:t xml:space="preserve"> `[M]`: `docs\COOPERATIVAS_EXPOSICION_PORTUARIA.xlsx` — 15 organizaciones exportadoras del DUA consolidado (el universo mayor del proyecto son 51 cooperativas; el DUA consolidado tiene 15 RUC con DUAs), con aduana dominante por FOB (PAITA o CALLAO), puntaje ICRPP del paper (Callao 69.2 ALTO / Paita 57.4 MODERADO-ALTO — solo existen para esos dos puertos; el resto se marca S/D, no se inventa), y stats RON de la serie reconstruida (cargas TM prom 2015-2017: Callao 49.90 M / Paita 2.16 M; naves prom: 3,497 / 572; incidentes 2005-2017: 128 / 5). Verificación aritmética contra la fuente APN pasada.</w:t>
       </w:r>
     </w:p>
     <w:p/>
@@ -9317,7 +9317,7 @@
           <w:b w:val="0"/>
           <w:i w:val="0"/>
         </w:rPr>
-        <w:t xml:space="preserve"> (`docs/FUNDAMENTOS_UNIVERSO_ENCUESTABLE.md`, universo extendido 328 con el banco de 83 no exportadoras). `[M]` El gap real, antes no cuantificado: </w:t>
+        <w:t xml:space="preserve"> (`docs/FUNDAMENTOS_UNIVERSO_ENCUESTABLE.md`, universo extendido 328 con el banco de 83 no exportadoras). `[M]` La brecha real, antes no cuantificado: </w:t>
       </w:r>
       <w:r>
         <w:rPr>
@@ -15612,7 +15612,7 @@
           <w:b w:val="0"/>
           <w:i w:val="0"/>
         </w:rPr>
-        <w:t xml:space="preserve"> el punto 11 del checklist (resolver 14d) llevaba dos dias abierto porque la Tabla 6 no estaba en el repo. Esta entrada lo cierra con fuente primaria, y de paso corrige dos conteos que estaban equivocados en tres documentos.</w:t>
+        <w:t xml:space="preserve"> el punto 11 de la lista de verificación (resolver 14d) llevaba dos dias abierto porque la Tabla 6 no estaba en el repo. Esta entrada lo cierra con fuente primaria, y de paso corrige dos conteos que estaban equivocados en tres documentos.</w:t>
       </w:r>
     </w:p>
     <w:p/>
@@ -16614,7 +16614,7 @@
           <w:b/>
           <w:i w:val="0"/>
         </w:rPr>
-        <w:t>Punto 11 del checklist queda parcialmente resuelto:</w:t>
+        <w:t>Punto 11 de la lista de verificación queda parcialmente resuelto:</w:t>
       </w:r>
       <w:r>
         <w:rPr>
@@ -16898,7 +16898,7 @@
           <w:b w:val="0"/>
           <w:i w:val="0"/>
         </w:rPr>
-        <w:t xml:space="preserve"> — el health check evalúa un secret de Neon inexistente, mientras el dato real va por HTTP al puerto local. El diagnóstico útil es el `ECONNREFUSED` en los logs del servidor. Las apps del repo requieren `docker compose up -d` porque solo persiste el volumen, no el contenedor.</w:t>
+        <w:t xml:space="preserve"> — el verificación de salud evalúa un secret de Neon inexistente, mientras el dato real va por HTTP al puerto local. El diagnóstico útil es el `ECONNREFUSED` en los logs del servidor. Las apps del repo requieren `docker compose up -d` porque solo persiste el volumen, no el contenedor.</w:t>
       </w:r>
     </w:p>
     <w:p/>
@@ -25183,7 +25183,7 @@
           <w:b w:val="0"/>
           <w:i w:val="0"/>
         </w:rPr>
-        <w:t xml:space="preserve"> Si en algún momento MIDAGRI publica el registro, hay que (a) re-ejecutar §6.3, (b) esperar a que el ranking de §2.5 caiga, y (c) anotar en §5 con `⚠ SUSTITUIDO`.</w:t>
+        <w:t xml:space="preserve"> Si en algún momento MIDAGRI publica el registro, hay que (a) re-ejecutar §6.3, (b) esperar a que el ordenamiento de §2.5 caiga, y (c) anotar en §5 con `⚠ SUSTITUIDO`.</w:t>
       </w:r>
     </w:p>
     <w:p/>
